--- a/3. félév/NumMod_1/Nummód vizsga/docx/12.docx
+++ b/3. félév/NumMod_1/Nummód vizsga/docx/12.docx
@@ -18,27 +18,7 @@
           <w:sz w:val="32"/>
           <w:szCs w:val="32"/>
         </w:rPr>
-        <w:t xml:space="preserve">12. A </w:t>
-      </w:r>
-      <w:proofErr w:type="spellStart"/>
-      <w:r>
-        <w:rPr>
-          <w:b/>
-          <w:bCs/>
-          <w:sz w:val="32"/>
-          <w:szCs w:val="32"/>
-        </w:rPr>
-        <w:t>Householder</w:t>
-      </w:r>
-      <w:proofErr w:type="spellEnd"/>
-      <w:r>
-        <w:rPr>
-          <w:b/>
-          <w:bCs/>
-          <w:sz w:val="32"/>
-          <w:szCs w:val="32"/>
-        </w:rPr>
-        <w:t>-transzformáció II.</w:t>
+        <w:t>12. A Householder-transzformáció II.</w:t>
       </w:r>
     </w:p>
     <w:p>
@@ -296,6 +276,7 @@
       </w:pPr>
       <w:r>
         <w:rPr>
+          <w:noProof/>
           <w:sz w:val="24"/>
           <w:szCs w:val="24"/>
         </w:rPr>
@@ -349,27 +330,11 @@
           <w:sz w:val="24"/>
           <w:szCs w:val="24"/>
         </w:rPr>
-        <w:t>VAGY</w:t>
-      </w:r>
-    </w:p>
-    <w:p>
-      <w:pPr>
-        <w:rPr>
-          <w:sz w:val="24"/>
-          <w:szCs w:val="24"/>
-        </w:rPr>
-      </w:pPr>
-      <w:r>
-        <w:rPr>
-          <w:noProof/>
-          <w:sz w:val="24"/>
-          <w:szCs w:val="24"/>
-        </w:rPr>
         <w:drawing>
-          <wp:inline distT="0" distB="0" distL="0" distR="0" wp14:anchorId="138D4F91" wp14:editId="014C9E07">
-            <wp:extent cx="5010150" cy="4317609"/>
-            <wp:effectExtent l="0" t="0" r="0" b="6985"/>
-            <wp:docPr id="1828670848" name="Kép 1" descr="A képen szöveg, képernyőkép, Betűtípus, dokumentum látható&#10;&#10;Előfordulhat, hogy az AI által létrehozott tartalom helytelen."/>
+          <wp:inline distT="0" distB="0" distL="0" distR="0" wp14:anchorId="346A8421" wp14:editId="5C2B7611">
+            <wp:extent cx="1200318" cy="628738"/>
+            <wp:effectExtent l="0" t="0" r="0" b="0"/>
+            <wp:docPr id="940931640" name="Kép 1" descr="A képen óra, szöveg, Betűtípus, szám látható&#10;&#10;Előfordulhat, hogy az AI által létrehozott tartalom helytelen."/>
             <wp:cNvGraphicFramePr>
               <a:graphicFrameLocks xmlns:a="http://schemas.openxmlformats.org/drawingml/2006/main" noChangeAspect="1"/>
             </wp:cNvGraphicFramePr>
@@ -377,7 +342,7 @@
               <a:graphicData uri="http://schemas.openxmlformats.org/drawingml/2006/picture">
                 <pic:pic xmlns:pic="http://schemas.openxmlformats.org/drawingml/2006/picture">
                   <pic:nvPicPr>
-                    <pic:cNvPr id="1828670848" name="Kép 1" descr="A képen szöveg, képernyőkép, Betűtípus, dokumentum látható&#10;&#10;Előfordulhat, hogy az AI által létrehozott tartalom helytelen."/>
+                    <pic:cNvPr id="940931640" name="Kép 1" descr="A képen óra, szöveg, Betűtípus, szám látható&#10;&#10;Előfordulhat, hogy az AI által létrehozott tartalom helytelen."/>
                     <pic:cNvPicPr/>
                   </pic:nvPicPr>
                   <pic:blipFill>
@@ -389,7 +354,48 @@
                   <pic:spPr>
                     <a:xfrm>
                       <a:off x="0" y="0"/>
-                      <a:ext cx="5043784" cy="4346594"/>
+                      <a:ext cx="1200318" cy="628738"/>
+                    </a:xfrm>
+                    <a:prstGeom prst="rect">
+                      <a:avLst/>
+                    </a:prstGeom>
+                  </pic:spPr>
+                </pic:pic>
+              </a:graphicData>
+            </a:graphic>
+          </wp:inline>
+        </w:drawing>
+      </w:r>
+      <w:r>
+        <w:rPr>
+          <w:sz w:val="24"/>
+          <w:szCs w:val="24"/>
+        </w:rPr>
+        <w:drawing>
+          <wp:inline distT="0" distB="0" distL="0" distR="0" wp14:anchorId="02959C6F" wp14:editId="409EF0B7">
+            <wp:extent cx="4001058" cy="428685"/>
+            <wp:effectExtent l="0" t="0" r="0" b="9525"/>
+            <wp:docPr id="1488803774" name="Kép 1"/>
+            <wp:cNvGraphicFramePr>
+              <a:graphicFrameLocks xmlns:a="http://schemas.openxmlformats.org/drawingml/2006/main" noChangeAspect="1"/>
+            </wp:cNvGraphicFramePr>
+            <a:graphic xmlns:a="http://schemas.openxmlformats.org/drawingml/2006/main">
+              <a:graphicData uri="http://schemas.openxmlformats.org/drawingml/2006/picture">
+                <pic:pic xmlns:pic="http://schemas.openxmlformats.org/drawingml/2006/picture">
+                  <pic:nvPicPr>
+                    <pic:cNvPr id="1488803774" name=""/>
+                    <pic:cNvPicPr/>
+                  </pic:nvPicPr>
+                  <pic:blipFill>
+                    <a:blip r:embed="rId11"/>
+                    <a:stretch>
+                      <a:fillRect/>
+                    </a:stretch>
+                  </pic:blipFill>
+                  <pic:spPr>
+                    <a:xfrm>
+                      <a:off x="0" y="0"/>
+                      <a:ext cx="4001058" cy="428685"/>
                     </a:xfrm>
                     <a:prstGeom prst="rect">
                       <a:avLst/>
@@ -411,16 +417,14 @@
       </w:pPr>
       <w:r>
         <w:rPr>
-          <w:noProof/>
           <w:sz w:val="24"/>
           <w:szCs w:val="24"/>
         </w:rPr>
-        <w:lastRenderedPageBreak/>
         <w:drawing>
-          <wp:inline distT="0" distB="0" distL="0" distR="0" wp14:anchorId="6F38BB03" wp14:editId="7DB9A79A">
-            <wp:extent cx="5019675" cy="311031"/>
+          <wp:inline distT="0" distB="0" distL="0" distR="0" wp14:anchorId="636FC6E7" wp14:editId="17B3D8E4">
+            <wp:extent cx="5760720" cy="1752600"/>
             <wp:effectExtent l="0" t="0" r="0" b="0"/>
-            <wp:docPr id="1881327516" name="Kép 1"/>
+            <wp:docPr id="156392465" name="Kép 1" descr="A képen szöveg, Betűtípus, diagram, algebra látható&#10;&#10;Előfordulhat, hogy az AI által létrehozott tartalom helytelen."/>
             <wp:cNvGraphicFramePr>
               <a:graphicFrameLocks xmlns:a="http://schemas.openxmlformats.org/drawingml/2006/main" noChangeAspect="1"/>
             </wp:cNvGraphicFramePr>
@@ -428,11 +432,11 @@
               <a:graphicData uri="http://schemas.openxmlformats.org/drawingml/2006/picture">
                 <pic:pic xmlns:pic="http://schemas.openxmlformats.org/drawingml/2006/picture">
                   <pic:nvPicPr>
-                    <pic:cNvPr id="1881327516" name=""/>
+                    <pic:cNvPr id="156392465" name="Kép 1" descr="A képen szöveg, Betűtípus, diagram, algebra látható&#10;&#10;Előfordulhat, hogy az AI által létrehozott tartalom helytelen."/>
                     <pic:cNvPicPr/>
                   </pic:nvPicPr>
                   <pic:blipFill>
-                    <a:blip r:embed="rId11"/>
+                    <a:blip r:embed="rId12"/>
                     <a:stretch>
                       <a:fillRect/>
                     </a:stretch>
@@ -440,7 +444,7 @@
                   <pic:spPr>
                     <a:xfrm>
                       <a:off x="0" y="0"/>
-                      <a:ext cx="5097173" cy="315833"/>
+                      <a:ext cx="5760720" cy="1752600"/>
                     </a:xfrm>
                     <a:prstGeom prst="rect">
                       <a:avLst/>
@@ -452,48 +456,29 @@
           </wp:inline>
         </w:drawing>
       </w:r>
-      <w:r>
-        <w:rPr>
-          <w:noProof/>
+    </w:p>
+    <w:p>
+      <w:pPr>
+        <w:rPr>
           <w:sz w:val="24"/>
           <w:szCs w:val="24"/>
         </w:rPr>
-        <w:drawing>
-          <wp:inline distT="0" distB="0" distL="0" distR="0" wp14:anchorId="3944D034" wp14:editId="320F884F">
-            <wp:extent cx="4286250" cy="4053476"/>
-            <wp:effectExtent l="0" t="0" r="0" b="4445"/>
-            <wp:docPr id="180580797" name="Kép 1"/>
-            <wp:cNvGraphicFramePr>
-              <a:graphicFrameLocks xmlns:a="http://schemas.openxmlformats.org/drawingml/2006/main" noChangeAspect="1"/>
-            </wp:cNvGraphicFramePr>
-            <a:graphic xmlns:a="http://schemas.openxmlformats.org/drawingml/2006/main">
-              <a:graphicData uri="http://schemas.openxmlformats.org/drawingml/2006/picture">
-                <pic:pic xmlns:pic="http://schemas.openxmlformats.org/drawingml/2006/picture">
-                  <pic:nvPicPr>
-                    <pic:cNvPr id="180580797" name=""/>
-                    <pic:cNvPicPr/>
-                  </pic:nvPicPr>
-                  <pic:blipFill>
-                    <a:blip r:embed="rId12"/>
-                    <a:stretch>
-                      <a:fillRect/>
-                    </a:stretch>
-                  </pic:blipFill>
-                  <pic:spPr>
-                    <a:xfrm>
-                      <a:off x="0" y="0"/>
-                      <a:ext cx="4294239" cy="4061032"/>
-                    </a:xfrm>
-                    <a:prstGeom prst="rect">
-                      <a:avLst/>
-                    </a:prstGeom>
-                  </pic:spPr>
-                </pic:pic>
-              </a:graphicData>
-            </a:graphic>
-          </wp:inline>
-        </w:drawing>
+      </w:pPr>
+      <w:r>
+        <w:rPr>
+          <w:sz w:val="24"/>
+          <w:szCs w:val="24"/>
+        </w:rPr>
+        <w:t>Első oszlop a b1, majd az összes többire végrehajtjuk a transzformációt, ha nem kaptunk felsőháromszög mátrixot akkor új v-t kell számolni új a és b-vel, aztán szintén ugyanezt eljátsszuk míg felsőháromszög mátrixot nem kapunk.</w:t>
       </w:r>
+    </w:p>
+    <w:p>
+      <w:pPr>
+        <w:rPr>
+          <w:sz w:val="24"/>
+          <w:szCs w:val="24"/>
+        </w:rPr>
+      </w:pPr>
     </w:p>
     <w:sectPr>
       <w:pgSz w:w="11906" w:h="16838"/>
